--- a/engine/egch_study/EGCH_Bibliography_05-09-2026.docx
+++ b/engine/egch_study/EGCH_Bibliography_05-09-2026.docx
@@ -22673,7 +22673,7 @@
           <w:color w:val="1C3A36"/>
           <w:sz w:val="21"/>
         </w:rPr>
-        <w:t>L3 — Official external (regulator, central bank, government)  (12 inputs)</w:t>
+        <w:t>L3 — Official external (regulator, central bank, government)  (13 inputs)</w:t>
       </w:r>
     </w:p>
     <w:tbl>
@@ -22822,7 +22822,7 @@
                 <w:color w:val="1C3A36"/>
                 <w:sz w:val="14"/>
               </w:rPr>
-              <w:t>cbe_inflation_target</w:t>
+              <w:t>an_exempt_n_pct</w:t>
             </w:r>
           </w:p>
         </w:tc>
@@ -22840,7 +22840,7 @@
                 <w:color w:val="1C3A36"/>
                 <w:sz w:val="14"/>
               </w:rPr>
-              <w:t>0.07</w:t>
+              <w:t>0.342</w:t>
             </w:r>
           </w:p>
         </w:tc>
@@ -22876,7 +22876,7 @@
                 <w:color w:val="1C3A36"/>
                 <w:sz w:val="14"/>
               </w:rPr>
-              <w:t>2026-07-09</w:t>
+              <w:t>2026-06-25</w:t>
             </w:r>
           </w:p>
         </w:tc>
@@ -22894,7 +22894,7 @@
                 <w:color w:val="1C3A36"/>
                 <w:sz w:val="14"/>
               </w:rPr>
-              <w:t>Central bank published medium-term inflation target (7% +/-2 for Q4 2026)</w:t>
+              <w:t>Decree No. 258 of 2026, exemption clause — pure ammonium nitrate whose nitrogen content EXCEEDS 34.2% is outside the 10% export duty, verified by joint Customs Authority and export-control sampling of the shipment. Free-zone shipments to productive enterprises are likewise exempt. A fact about the instrument, consumed by no calculation in this study: the duty is charged on the urea export leg, and urea is not exempt</w:t>
             </w:r>
           </w:p>
         </w:tc>
@@ -22914,7 +22914,7 @@
                 <w:color w:val="1C3A36"/>
                 <w:sz w:val="14"/>
               </w:rPr>
-              <w:t>cpi_latest</w:t>
+              <w:t>cbe_inflation_target</w:t>
             </w:r>
           </w:p>
         </w:tc>
@@ -22932,7 +22932,7 @@
                 <w:color w:val="1C3A36"/>
                 <w:sz w:val="14"/>
               </w:rPr>
-              <w:t>0.143</w:t>
+              <w:t>0.07</w:t>
             </w:r>
           </w:p>
         </w:tc>
@@ -22968,7 +22968,7 @@
                 <w:color w:val="1C3A36"/>
                 <w:sz w:val="14"/>
               </w:rPr>
-              <w:t>2026-06-30</w:t>
+              <w:t>2026-07-09</w:t>
             </w:r>
           </w:p>
         </w:tc>
@@ -22986,7 +22986,7 @@
                 <w:color w:val="1C3A36"/>
                 <w:sz w:val="14"/>
               </w:rPr>
-              <w:t>Egyptian headline urban consumer price inflation, official statistics</w:t>
+              <w:t>Central bank published medium-term inflation target (7% +/-2 for Q4 2026)</w:t>
             </w:r>
           </w:p>
         </w:tc>
@@ -23006,6 +23006,98 @@
                 <w:color w:val="1C3A36"/>
                 <w:sz w:val="14"/>
               </w:rPr>
+              <w:t>cpi_latest</w:t>
+            </w:r>
+          </w:p>
+        </w:tc>
+        <w:tc>
+          <w:tcPr>
+            <w:tcW w:type="dxa" w:w="1944"/>
+          </w:tcPr>
+          <w:p>
+            <w:pPr>
+              <w:spacing w:after="20"/>
+              <w:jc w:val="left"/>
+            </w:pPr>
+            <w:r>
+              <w:rPr>
+                <w:color w:val="1C3A36"/>
+                <w:sz w:val="14"/>
+              </w:rPr>
+              <w:t>0.143</w:t>
+            </w:r>
+          </w:p>
+        </w:tc>
+        <w:tc>
+          <w:tcPr>
+            <w:tcW w:type="dxa" w:w="1224"/>
+          </w:tcPr>
+          <w:p>
+            <w:pPr>
+              <w:spacing w:after="20"/>
+              <w:jc w:val="left"/>
+            </w:pPr>
+            <w:r>
+              <w:rPr>
+                <w:color w:val="1C3A36"/>
+                <w:sz w:val="14"/>
+              </w:rPr>
+              <w:t>ratio</w:t>
+            </w:r>
+          </w:p>
+        </w:tc>
+        <w:tc>
+          <w:tcPr>
+            <w:tcW w:type="dxa" w:w="1152"/>
+          </w:tcPr>
+          <w:p>
+            <w:pPr>
+              <w:spacing w:after="20"/>
+              <w:jc w:val="left"/>
+            </w:pPr>
+            <w:r>
+              <w:rPr>
+                <w:color w:val="1C3A36"/>
+                <w:sz w:val="14"/>
+              </w:rPr>
+              <w:t>2026-06-30</w:t>
+            </w:r>
+          </w:p>
+        </w:tc>
+        <w:tc>
+          <w:tcPr>
+            <w:tcW w:type="dxa" w:w="7344"/>
+          </w:tcPr>
+          <w:p>
+            <w:pPr>
+              <w:spacing w:after="20"/>
+              <w:jc w:val="left"/>
+            </w:pPr>
+            <w:r>
+              <w:rPr>
+                <w:color w:val="1C3A36"/>
+                <w:sz w:val="14"/>
+              </w:rPr>
+              <w:t>Egyptian headline urban consumer price inflation, official statistics</w:t>
+            </w:r>
+          </w:p>
+        </w:tc>
+      </w:tr>
+      <w:tr>
+        <w:tc>
+          <w:tcPr>
+            <w:tcW w:type="dxa" w:w="2448"/>
+          </w:tcPr>
+          <w:p>
+            <w:pPr>
+              <w:spacing w:after="20"/>
+              <w:jc w:val="left"/>
+            </w:pPr>
+            <w:r>
+              <w:rPr>
+                <w:color w:val="1C3A36"/>
+                <w:sz w:val="14"/>
+              </w:rPr>
               <w:t>export_duty_2026</w:t>
             </w:r>
           </w:p>
@@ -23060,7 +23152,7 @@
                 <w:color w:val="1C3A36"/>
                 <w:sz w:val="14"/>
               </w:rPr>
-              <w:t>2026-01-01</w:t>
+              <w:t>2026-06-25</w:t>
             </w:r>
           </w:p>
         </w:tc>
@@ -23078,7 +23170,7 @@
                 <w:color w:val="1C3A36"/>
                 <w:sz w:val="14"/>
               </w:rPr>
-              <w:t>2026 replacement of the shortfall levy with an ad-valorem duty tied to the global price</w:t>
+              <w:t>Decree No. 258 of 2026 of the Minister of Investment and Foreign Trade, published in the Official Gazette on 25 June 2026 — 10% ad valorem on the FOB invoice value of nitrogen fertiliser exports, the invoice certified by the Chamber of Chemical Industries. It replaced a temporary US$90/t duty imposed in May 2026 for three months; the 10% carries no stated expiry. Pure ammonium nitrate above 34.2% nitrogen and free zone shipments are exempt — urea is neither. Read from two independent reports of the instrument rather than the Gazette text, which is the remaining gap in this citation</w:t>
             </w:r>
           </w:p>
         </w:tc>
@@ -23928,7 +24020,7 @@
           <w:color w:val="1C3A36"/>
           <w:sz w:val="21"/>
         </w:rPr>
-        <w:t>L4 — Industry and sector context  (21 inputs)</w:t>
+        <w:t>L4 — Industry and sector context  (23 inputs)</w:t>
       </w:r>
     </w:p>
     <w:tbl>
@@ -24813,7 +24905,7 @@
                 <w:color w:val="1C3A36"/>
                 <w:sz w:val="14"/>
               </w:rPr>
-              <w:t>greenfield_capex_usd_t_high</w:t>
+              <w:t>erp_cds_superseded</w:t>
             </w:r>
           </w:p>
         </w:tc>
@@ -24831,7 +24923,7 @@
                 <w:color w:val="1C3A36"/>
                 <w:sz w:val="14"/>
               </w:rPr>
-              <w:t>700</w:t>
+              <w:t>0.0942</w:t>
             </w:r>
           </w:p>
         </w:tc>
@@ -24849,7 +24941,7 @@
                 <w:color w:val="1C3A36"/>
                 <w:sz w:val="14"/>
               </w:rPr>
-              <w:t>US$/annual t</w:t>
+              <w:t>ratio</w:t>
             </w:r>
           </w:p>
         </w:tc>
@@ -24867,7 +24959,7 @@
                 <w:color w:val="1C3A36"/>
                 <w:sz w:val="14"/>
               </w:rPr>
-              <w:t>2026-03-25</w:t>
+              <w:t>2026-08-08</w:t>
             </w:r>
           </w:p>
         </w:tc>
@@ -24885,7 +24977,7 @@
                 <w:color w:val="1C3A36"/>
                 <w:sz w:val="14"/>
               </w:rPr>
-              <w:t>Industry build-cost range</w:t>
+              <w:t>The credit-default-swap equity risk premium this study carried BEFORE the correction of 9 August 2026, reconstructed at the time from a sovereign spread the source file does not carry. Registered as the historical fact it is so the correction note beside it is computed rather than typed.</w:t>
             </w:r>
           </w:p>
         </w:tc>
@@ -24905,7 +24997,7 @@
                 <w:color w:val="1C3A36"/>
                 <w:sz w:val="14"/>
               </w:rPr>
-              <w:t>greenfield_capex_usd_t_low</w:t>
+              <w:t>greenfield_capex_usd_t_high</w:t>
             </w:r>
           </w:p>
         </w:tc>
@@ -24923,7 +25015,7 @@
                 <w:color w:val="1C3A36"/>
                 <w:sz w:val="14"/>
               </w:rPr>
-              <w:t>550</w:t>
+              <w:t>700</w:t>
             </w:r>
           </w:p>
         </w:tc>
@@ -24977,7 +25069,7 @@
                 <w:color w:val="1C3A36"/>
                 <w:sz w:val="14"/>
               </w:rPr>
-              <w:t>Industry build-cost range for a urea line with its own ammonia unit</w:t>
+              <w:t>Industry build-cost range</w:t>
             </w:r>
           </w:p>
         </w:tc>
@@ -24997,7 +25089,7 @@
                 <w:color w:val="1C3A36"/>
                 <w:sz w:val="14"/>
               </w:rPr>
-              <w:t>local_sack_price_high</w:t>
+              <w:t>greenfield_capex_usd_t_low</w:t>
             </w:r>
           </w:p>
         </w:tc>
@@ -25015,7 +25107,7 @@
                 <w:color w:val="1C3A36"/>
                 <w:sz w:val="14"/>
               </w:rPr>
-              <w:t>1,600</w:t>
+              <w:t>550</w:t>
             </w:r>
           </w:p>
         </w:tc>
@@ -25033,7 +25125,7 @@
                 <w:color w:val="1C3A36"/>
                 <w:sz w:val="14"/>
               </w:rPr>
-              <w:t>EGP per 50kg</w:t>
+              <w:t>US$/annual t</w:t>
             </w:r>
           </w:p>
         </w:tc>
@@ -25051,7 +25143,7 @@
                 <w:color w:val="1C3A36"/>
                 <w:sz w:val="14"/>
               </w:rPr>
-              <w:t>2026-06-30</w:t>
+              <w:t>2026-03-25</w:t>
             </w:r>
           </w:p>
         </w:tc>
@@ -25069,7 +25161,7 @@
                 <w:color w:val="1C3A36"/>
                 <w:sz w:val="14"/>
               </w:rPr>
-              <w:t>Egyptian press reporting of open-market fertilizer sack prices</w:t>
+              <w:t>Industry build-cost range for a urea line with its own ammonia unit</w:t>
             </w:r>
           </w:p>
         </w:tc>
@@ -25089,7 +25181,7 @@
                 <w:color w:val="1C3A36"/>
                 <w:sz w:val="14"/>
               </w:rPr>
-              <w:t>local_sack_price_low</w:t>
+              <w:t>local_sack_price_high</w:t>
             </w:r>
           </w:p>
         </w:tc>
@@ -25107,7 +25199,7 @@
                 <w:color w:val="1C3A36"/>
                 <w:sz w:val="14"/>
               </w:rPr>
-              <w:t>1,400</w:t>
+              <w:t>1,600</w:t>
             </w:r>
           </w:p>
         </w:tc>
@@ -25181,7 +25273,7 @@
                 <w:color w:val="1C3A36"/>
                 <w:sz w:val="14"/>
               </w:rPr>
-              <w:t>mid_cycle_urea_usd_t</w:t>
+              <w:t>local_sack_price_low</w:t>
             </w:r>
           </w:p>
         </w:tc>
@@ -25199,7 +25291,7 @@
                 <w:color w:val="1C3A36"/>
                 <w:sz w:val="14"/>
               </w:rPr>
-              <w:t>400</w:t>
+              <w:t>1,400</w:t>
             </w:r>
           </w:p>
         </w:tc>
@@ -25217,7 +25309,7 @@
                 <w:color w:val="1C3A36"/>
                 <w:sz w:val="14"/>
               </w:rPr>
-              <w:t>US$/t</w:t>
+              <w:t>EGP per 50kg</w:t>
             </w:r>
           </w:p>
         </w:tc>
@@ -25235,7 +25327,7 @@
                 <w:color w:val="1C3A36"/>
                 <w:sz w:val="14"/>
               </w:rPr>
-              <w:t>2026-08-07</w:t>
+              <w:t>2026-06-30</w:t>
             </w:r>
           </w:p>
         </w:tc>
@@ -25253,7 +25345,7 @@
                 <w:color w:val="1C3A36"/>
                 <w:sz w:val="14"/>
               </w:rPr>
-              <w:t>Mid-cycle urea free-on-board Egypt: above the 2015-2020 average of roughly US$250 and well below the August 2026 quote of US$545</w:t>
+              <w:t>Egyptian press reporting of open-market fertilizer sack prices</w:t>
             </w:r>
           </w:p>
         </w:tc>
@@ -25273,7 +25365,7 @@
                 <w:color w:val="1C3A36"/>
                 <w:sz w:val="14"/>
               </w:rPr>
-              <w:t>mideast_seaborne_share</w:t>
+              <w:t>mid_cycle_urea_usd_t</w:t>
             </w:r>
           </w:p>
         </w:tc>
@@ -25291,7 +25383,7 @@
                 <w:color w:val="1C3A36"/>
                 <w:sz w:val="14"/>
               </w:rPr>
-              <w:t>0.35</w:t>
+              <w:t>400</w:t>
             </w:r>
           </w:p>
         </w:tc>
@@ -25309,7 +25401,7 @@
                 <w:color w:val="1C3A36"/>
                 <w:sz w:val="14"/>
               </w:rPr>
-              <w:t>ratio</w:t>
+              <w:t>US$/t</w:t>
             </w:r>
           </w:p>
         </w:tc>
@@ -25327,7 +25419,7 @@
                 <w:color w:val="1C3A36"/>
                 <w:sz w:val="14"/>
               </w:rPr>
-              <w:t>2026-03-01</w:t>
+              <w:t>2026-08-07</w:t>
             </w:r>
           </w:p>
         </w:tc>
@@ -25345,7 +25437,7 @@
                 <w:color w:val="1C3A36"/>
                 <w:sz w:val="14"/>
               </w:rPr>
-              <w:t>Commodity research on Middle East share of seaborne ammonia and urea trade</w:t>
+              <w:t>Mid-cycle urea free-on-board Egypt: above the 2015-2020 average of roughly US$250 and well below the August 2026 quote of US$545</w:t>
             </w:r>
           </w:p>
         </w:tc>
@@ -25365,7 +25457,7 @@
                 <w:color w:val="1C3A36"/>
                 <w:sz w:val="14"/>
               </w:rPr>
-              <w:t>peer_abuqir_capacity</w:t>
+              <w:t>mideast_seaborne_share</w:t>
             </w:r>
           </w:p>
         </w:tc>
@@ -25383,7 +25475,7 @@
                 <w:color w:val="1C3A36"/>
                 <w:sz w:val="14"/>
               </w:rPr>
-              <w:t>2,000</w:t>
+              <w:t>0.35</w:t>
             </w:r>
           </w:p>
         </w:tc>
@@ -25401,7 +25493,7 @@
                 <w:color w:val="1C3A36"/>
                 <w:sz w:val="14"/>
               </w:rPr>
-              <w:t>kt/year</w:t>
+              <w:t>ratio</w:t>
             </w:r>
           </w:p>
         </w:tc>
@@ -25419,7 +25511,7 @@
                 <w:color w:val="1C3A36"/>
                 <w:sz w:val="14"/>
               </w:rPr>
-              <w:t>2026-03-25</w:t>
+              <w:t>2026-03-01</w:t>
             </w:r>
           </w:p>
         </w:tc>
@@ -25437,7 +25529,7 @@
                 <w:color w:val="1C3A36"/>
                 <w:sz w:val="14"/>
               </w:rPr>
-              <w:t>Industry capacity survey</w:t>
+              <w:t>Commodity research on Middle East share of seaborne ammonia and urea trade</w:t>
             </w:r>
           </w:p>
         </w:tc>
@@ -25457,7 +25549,7 @@
                 <w:color w:val="1C3A36"/>
                 <w:sz w:val="14"/>
               </w:rPr>
-              <w:t>peer_ev_ebitda_high</w:t>
+              <w:t>peer_abuqir_capacity</w:t>
             </w:r>
           </w:p>
         </w:tc>
@@ -25475,7 +25567,7 @@
                 <w:color w:val="1C3A36"/>
                 <w:sz w:val="14"/>
               </w:rPr>
-              <w:t>9.9</w:t>
+              <w:t>2,000</w:t>
             </w:r>
           </w:p>
         </w:tc>
@@ -25493,7 +25585,7 @@
                 <w:color w:val="1C3A36"/>
                 <w:sz w:val="14"/>
               </w:rPr>
-              <w:t>x</w:t>
+              <w:t>kt/year</w:t>
             </w:r>
           </w:p>
         </w:tc>
@@ -25511,7 +25603,7 @@
                 <w:color w:val="1C3A36"/>
                 <w:sz w:val="14"/>
               </w:rPr>
-              <w:t>2026-08-09</w:t>
+              <w:t>2026-03-25</w:t>
             </w:r>
           </w:p>
         </w:tc>
@@ -25529,7 +25621,7 @@
                 <w:color w:val="1C3A36"/>
                 <w:sz w:val="14"/>
               </w:rPr>
-              <w:t>Constructed: the median of the listed Egyptian fertilizer and industrial set identified in external review (Ezz Steel 4.35x, MOPCO 5.92x, Abu Qir ~8.2x, EFIC 11.52x, SKPC 17.61x)</w:t>
+              <w:t>Industry capacity survey</w:t>
             </w:r>
           </w:p>
         </w:tc>
@@ -25549,7 +25641,7 @@
                 <w:color w:val="1C3A36"/>
                 <w:sz w:val="14"/>
               </w:rPr>
-              <w:t>peer_ev_ebitda_low</w:t>
+              <w:t>peer_ev_ebitda_high</w:t>
             </w:r>
           </w:p>
         </w:tc>
@@ -25567,7 +25659,7 @@
                 <w:color w:val="1C3A36"/>
                 <w:sz w:val="14"/>
               </w:rPr>
-              <w:t>6</w:t>
+              <w:t>9.9</w:t>
             </w:r>
           </w:p>
         </w:tc>
@@ -25621,7 +25713,7 @@
                 <w:color w:val="1C3A36"/>
                 <w:sz w:val="14"/>
               </w:rPr>
-              <w:t>Constructed: the low end of the observable Egyptian listed range. Ezz Steel trades near 4.4x and MOPCO near 5.9x on the same basis; 6.0x is set at the top of that industrial cluster and below the fertilizer comparables, as the conservative floor for a single-asset producer with a committed capital programme.</w:t>
+              <w:t>Constructed: the median of the listed Egyptian fertilizer and industrial set identified in external review (Ezz Steel 4.35x, MOPCO 5.92x, Abu Qir ~8.2x, EFIC 11.52x, SKPC 17.61x)</w:t>
             </w:r>
           </w:p>
         </w:tc>
@@ -25641,7 +25733,7 @@
                 <w:color w:val="1C3A36"/>
                 <w:sz w:val="14"/>
               </w:rPr>
-              <w:t>peer_mopco_capacity</w:t>
+              <w:t>peer_ev_ebitda_low</w:t>
             </w:r>
           </w:p>
         </w:tc>
@@ -25659,7 +25751,7 @@
                 <w:color w:val="1C3A36"/>
                 <w:sz w:val="14"/>
               </w:rPr>
-              <w:t>1,800</w:t>
+              <w:t>6</w:t>
             </w:r>
           </w:p>
         </w:tc>
@@ -25677,7 +25769,7 @@
                 <w:color w:val="1C3A36"/>
                 <w:sz w:val="14"/>
               </w:rPr>
-              <w:t>kt/year</w:t>
+              <w:t>x</w:t>
             </w:r>
           </w:p>
         </w:tc>
@@ -25695,7 +25787,7 @@
                 <w:color w:val="1C3A36"/>
                 <w:sz w:val="14"/>
               </w:rPr>
-              <w:t>2026-03-25</w:t>
+              <w:t>2026-08-09</w:t>
             </w:r>
           </w:p>
         </w:tc>
@@ -25713,7 +25805,7 @@
                 <w:color w:val="1C3A36"/>
                 <w:sz w:val="14"/>
               </w:rPr>
-              <w:t>Industry capacity survey</w:t>
+              <w:t>Constructed: the low end of the observable Egyptian listed range. Ezz Steel trades near 4.4x and MOPCO near 5.9x on the same basis; 6.0x is set at the top of that industrial cluster and below the fertilizer comparables, as the conservative floor for a single-asset producer with a committed capital programme.</w:t>
             </w:r>
           </w:p>
         </w:tc>
@@ -25733,7 +25825,7 @@
                 <w:color w:val="1C3A36"/>
                 <w:sz w:val="14"/>
               </w:rPr>
-              <w:t>peer_ncic_capacity</w:t>
+              <w:t>peer_mopco_capacity</w:t>
             </w:r>
           </w:p>
         </w:tc>
@@ -25751,7 +25843,7 @@
                 <w:color w:val="1C3A36"/>
                 <w:sz w:val="14"/>
               </w:rPr>
-              <w:t>1,300</w:t>
+              <w:t>1,800</w:t>
             </w:r>
           </w:p>
         </w:tc>
@@ -25825,6 +25917,98 @@
                 <w:color w:val="1C3A36"/>
                 <w:sz w:val="14"/>
               </w:rPr>
+              <w:t>peer_ncic_capacity</w:t>
+            </w:r>
+          </w:p>
+        </w:tc>
+        <w:tc>
+          <w:tcPr>
+            <w:tcW w:type="dxa" w:w="1944"/>
+          </w:tcPr>
+          <w:p>
+            <w:pPr>
+              <w:spacing w:after="20"/>
+              <w:jc w:val="left"/>
+            </w:pPr>
+            <w:r>
+              <w:rPr>
+                <w:color w:val="1C3A36"/>
+                <w:sz w:val="14"/>
+              </w:rPr>
+              <w:t>1,300</w:t>
+            </w:r>
+          </w:p>
+        </w:tc>
+        <w:tc>
+          <w:tcPr>
+            <w:tcW w:type="dxa" w:w="1224"/>
+          </w:tcPr>
+          <w:p>
+            <w:pPr>
+              <w:spacing w:after="20"/>
+              <w:jc w:val="left"/>
+            </w:pPr>
+            <w:r>
+              <w:rPr>
+                <w:color w:val="1C3A36"/>
+                <w:sz w:val="14"/>
+              </w:rPr>
+              <w:t>kt/year</w:t>
+            </w:r>
+          </w:p>
+        </w:tc>
+        <w:tc>
+          <w:tcPr>
+            <w:tcW w:type="dxa" w:w="1152"/>
+          </w:tcPr>
+          <w:p>
+            <w:pPr>
+              <w:spacing w:after="20"/>
+              <w:jc w:val="left"/>
+            </w:pPr>
+            <w:r>
+              <w:rPr>
+                <w:color w:val="1C3A36"/>
+                <w:sz w:val="14"/>
+              </w:rPr>
+              <w:t>2026-03-25</w:t>
+            </w:r>
+          </w:p>
+        </w:tc>
+        <w:tc>
+          <w:tcPr>
+            <w:tcW w:type="dxa" w:w="7344"/>
+          </w:tcPr>
+          <w:p>
+            <w:pPr>
+              <w:spacing w:after="20"/>
+              <w:jc w:val="left"/>
+            </w:pPr>
+            <w:r>
+              <w:rPr>
+                <w:color w:val="1C3A36"/>
+                <w:sz w:val="14"/>
+              </w:rPr>
+              <w:t>Industry capacity survey</w:t>
+            </w:r>
+          </w:p>
+        </w:tc>
+      </w:tr>
+      <w:tr>
+        <w:tc>
+          <w:tcPr>
+            <w:tcW w:type="dxa" w:w="2448"/>
+          </w:tcPr>
+          <w:p>
+            <w:pPr>
+              <w:spacing w:after="20"/>
+              <w:jc w:val="left"/>
+            </w:pPr>
+            <w:r>
+              <w:rPr>
+                <w:color w:val="1C3A36"/>
+                <w:sz w:val="14"/>
+              </w:rPr>
               <w:t>plant_distance_to_port_km</w:t>
             </w:r>
           </w:p>
@@ -25898,6 +26082,98 @@
                 <w:sz w:val="14"/>
               </w:rPr>
               <w:t>Aswan to the Mediterranean export ports — the reason inland freight is a disclosed cost line of its own</w:t>
+            </w:r>
+          </w:p>
+        </w:tc>
+      </w:tr>
+      <w:tr>
+        <w:tc>
+          <w:tcPr>
+            <w:tcW w:type="dxa" w:w="2448"/>
+          </w:tcPr>
+          <w:p>
+            <w:pPr>
+              <w:spacing w:after="20"/>
+              <w:jc w:val="left"/>
+            </w:pPr>
+            <w:r>
+              <w:rPr>
+                <w:color w:val="1C3A36"/>
+                <w:sz w:val="14"/>
+              </w:rPr>
+              <w:t>sov_spread_cds_superseded</w:t>
+            </w:r>
+          </w:p>
+        </w:tc>
+        <w:tc>
+          <w:tcPr>
+            <w:tcW w:type="dxa" w:w="1944"/>
+          </w:tcPr>
+          <w:p>
+            <w:pPr>
+              <w:spacing w:after="20"/>
+              <w:jc w:val="left"/>
+            </w:pPr>
+            <w:r>
+              <w:rPr>
+                <w:color w:val="1C3A36"/>
+                <w:sz w:val="14"/>
+              </w:rPr>
+              <w:t>0.0355</w:t>
+            </w:r>
+          </w:p>
+        </w:tc>
+        <w:tc>
+          <w:tcPr>
+            <w:tcW w:type="dxa" w:w="1224"/>
+          </w:tcPr>
+          <w:p>
+            <w:pPr>
+              <w:spacing w:after="20"/>
+              <w:jc w:val="left"/>
+            </w:pPr>
+            <w:r>
+              <w:rPr>
+                <w:color w:val="1C3A36"/>
+                <w:sz w:val="14"/>
+              </w:rPr>
+              <w:t>ratio</w:t>
+            </w:r>
+          </w:p>
+        </w:tc>
+        <w:tc>
+          <w:tcPr>
+            <w:tcW w:type="dxa" w:w="1152"/>
+          </w:tcPr>
+          <w:p>
+            <w:pPr>
+              <w:spacing w:after="20"/>
+              <w:jc w:val="left"/>
+            </w:pPr>
+            <w:r>
+              <w:rPr>
+                <w:color w:val="1C3A36"/>
+                <w:sz w:val="14"/>
+              </w:rPr>
+              <w:t>2026-08-08</w:t>
+            </w:r>
+          </w:p>
+        </w:tc>
+        <w:tc>
+          <w:tcPr>
+            <w:tcW w:type="dxa" w:w="7344"/>
+          </w:tcPr>
+          <w:p>
+            <w:pPr>
+              <w:spacing w:after="20"/>
+              <w:jc w:val="left"/>
+            </w:pPr>
+            <w:r>
+              <w:rPr>
+                <w:color w:val="1C3A36"/>
+                <w:sz w:val="14"/>
+              </w:rPr>
+              <w:t>The sovereign credit-default-swap spread the superseded premium above was reconstructed from. It appears in no source file, which is why the premium built on it was corrected; it is registered here for the same reason as the premium.</w:t>
             </w:r>
           </w:p>
         </w:tc>
